--- a/data/exports/kcet-hydrogen-and-its-compounds_revision_notes.docx
+++ b/data/exports/kcet-hydrogen-and-its-compounds_revision_notes.docx
@@ -164,10 +164,10 @@
             <w:r>
               <w:rPr>
                 <w:b/>
-                <w:color w:val="2B6CB0"/>
+                <w:color w:val="718096"/>
                 <w:sz w:val="19"/>
               </w:rPr>
-              <w:t>High</w:t>
+              <w:t>Moderate</w:t>
             </w:r>
           </w:p>
         </w:tc>
@@ -189,7 +189,7 @@
                 <w:color w:val="2D3748"/>
                 <w:sz w:val="19"/>
               </w:rPr>
-              <w:t>Kcet Hydrogen And Its Compounds - Core Application</w:t>
+              <w:t>Hydrogen — Core Principles &amp; Governing Laws</w:t>
             </w:r>
           </w:p>
         </w:tc>
@@ -209,7 +209,7 @@
               <w:rPr>
                 <w:sz w:val="19"/>
               </w:rPr>
-              <w:t>9 PYQs</w:t>
+              <w:t>6 PYQs</w:t>
             </w:r>
           </w:p>
         </w:tc>
@@ -230,7 +230,181 @@
                 <w:color w:val="718096"/>
                 <w:sz w:val="19"/>
               </w:rPr>
-              <w:t>General Concept</w:t>
+              <w:t>Core Principle</w:t>
+            </w:r>
+          </w:p>
+        </w:tc>
+      </w:tr>
+      <w:tr>
+        <w:tc>
+          <w:tcPr>
+            <w:tcW w:type="dxa" w:w="2160"/>
+            <w:shd w:fill="FFFFFF"/>
+            <w:tcMar>
+              <w:top w:w="80" w:type="dxa"/>
+              <w:bottom w:w="80" w:type="dxa"/>
+              <w:left w:w="150" w:type="dxa"/>
+              <w:right w:w="150" w:type="dxa"/>
+            </w:tcMar>
+          </w:tcPr>
+          <w:p>
+            <w:r>
+              <w:rPr>
+                <w:b/>
+                <w:color w:val="718096"/>
+                <w:sz w:val="19"/>
+              </w:rPr>
+              <w:t>Moderate</w:t>
+            </w:r>
+          </w:p>
+        </w:tc>
+        <w:tc>
+          <w:tcPr>
+            <w:tcW w:type="dxa" w:w="4320"/>
+            <w:shd w:fill="FFFFFF"/>
+            <w:tcMar>
+              <w:top w:w="80" w:type="dxa"/>
+              <w:bottom w:w="80" w:type="dxa"/>
+              <w:left w:w="150" w:type="dxa"/>
+              <w:right w:w="150" w:type="dxa"/>
+            </w:tcMar>
+          </w:tcPr>
+          <w:p>
+            <w:r>
+              <w:rPr>
+                <w:b/>
+                <w:color w:val="2D3748"/>
+                <w:sz w:val="19"/>
+              </w:rPr>
+              <w:t>Hydrogen — Standard Calculations &amp; Problem Archetypes</w:t>
+            </w:r>
+          </w:p>
+        </w:tc>
+        <w:tc>
+          <w:tcPr>
+            <w:tcW w:type="dxa" w:w="1728"/>
+            <w:shd w:fill="FFFFFF"/>
+            <w:tcMar>
+              <w:top w:w="80" w:type="dxa"/>
+              <w:bottom w:w="80" w:type="dxa"/>
+              <w:left w:w="150" w:type="dxa"/>
+              <w:right w:w="150" w:type="dxa"/>
+            </w:tcMar>
+          </w:tcPr>
+          <w:p>
+            <w:r>
+              <w:rPr>
+                <w:sz w:val="19"/>
+              </w:rPr>
+              <w:t>3 PYQs</w:t>
+            </w:r>
+          </w:p>
+        </w:tc>
+        <w:tc>
+          <w:tcPr>
+            <w:tcW w:type="dxa" w:w="1872"/>
+            <w:shd w:fill="FFFFFF"/>
+            <w:tcMar>
+              <w:top w:w="80" w:type="dxa"/>
+              <w:bottom w:w="80" w:type="dxa"/>
+              <w:left w:w="150" w:type="dxa"/>
+              <w:right w:w="150" w:type="dxa"/>
+            </w:tcMar>
+          </w:tcPr>
+          <w:p>
+            <w:r>
+              <w:rPr>
+                <w:color w:val="718096"/>
+                <w:sz w:val="19"/>
+              </w:rPr>
+              <w:t>Quantitative Analysis</w:t>
+            </w:r>
+          </w:p>
+        </w:tc>
+      </w:tr>
+      <w:tr>
+        <w:tc>
+          <w:tcPr>
+            <w:tcW w:type="dxa" w:w="2160"/>
+            <w:shd w:fill="F7FAFC"/>
+            <w:tcMar>
+              <w:top w:w="80" w:type="dxa"/>
+              <w:bottom w:w="80" w:type="dxa"/>
+              <w:left w:w="150" w:type="dxa"/>
+              <w:right w:w="150" w:type="dxa"/>
+            </w:tcMar>
+          </w:tcPr>
+          <w:p>
+            <w:r>
+              <w:rPr>
+                <w:b/>
+                <w:color w:val="718096"/>
+                <w:sz w:val="19"/>
+              </w:rPr>
+              <w:t>Standard</w:t>
+            </w:r>
+          </w:p>
+        </w:tc>
+        <w:tc>
+          <w:tcPr>
+            <w:tcW w:type="dxa" w:w="4320"/>
+            <w:shd w:fill="F7FAFC"/>
+            <w:tcMar>
+              <w:top w:w="80" w:type="dxa"/>
+              <w:bottom w:w="80" w:type="dxa"/>
+              <w:left w:w="150" w:type="dxa"/>
+              <w:right w:w="150" w:type="dxa"/>
+            </w:tcMar>
+          </w:tcPr>
+          <w:p>
+            <w:r>
+              <w:rPr>
+                <w:b/>
+                <w:color w:val="2D3748"/>
+                <w:sz w:val="19"/>
+              </w:rPr>
+              <w:t>Hydrogen — Applied Cases, Reactions &amp; Traps</w:t>
+            </w:r>
+          </w:p>
+        </w:tc>
+        <w:tc>
+          <w:tcPr>
+            <w:tcW w:type="dxa" w:w="1728"/>
+            <w:shd w:fill="F7FAFC"/>
+            <w:tcMar>
+              <w:top w:w="80" w:type="dxa"/>
+              <w:bottom w:w="80" w:type="dxa"/>
+              <w:left w:w="150" w:type="dxa"/>
+              <w:right w:w="150" w:type="dxa"/>
+            </w:tcMar>
+          </w:tcPr>
+          <w:p>
+            <w:r>
+              <w:rPr>
+                <w:sz w:val="19"/>
+              </w:rPr>
+              <w:t>2 PYQs</w:t>
+            </w:r>
+          </w:p>
+        </w:tc>
+        <w:tc>
+          <w:tcPr>
+            <w:tcW w:type="dxa" w:w="1872"/>
+            <w:shd w:fill="F7FAFC"/>
+            <w:tcMar>
+              <w:top w:w="80" w:type="dxa"/>
+              <w:bottom w:w="80" w:type="dxa"/>
+              <w:left w:w="150" w:type="dxa"/>
+              <w:right w:w="150" w:type="dxa"/>
+            </w:tcMar>
+          </w:tcPr>
+          <w:p>
+            <w:r>
+              <w:rPr>
+                <w:color w:val="718096"/>
+                <w:sz w:val="19"/>
+              </w:rPr>
+              <w:t>Applied Topics</w:t>
             </w:r>
           </w:p>
         </w:tc>
@@ -311,6 +485,144 @@
           </w:p>
         </w:tc>
       </w:tr>
+      <w:tr>
+        <w:tc>
+          <w:tcPr>
+            <w:tcW w:type="dxa" w:w="3600"/>
+            <w:shd w:fill="F7FAFC"/>
+            <w:tcMar>
+              <w:top w:w="100" w:type="dxa"/>
+              <w:bottom w:w="100" w:type="dxa"/>
+              <w:left w:w="150" w:type="dxa"/>
+              <w:right w:w="150" w:type="dxa"/>
+            </w:tcMar>
+          </w:tcPr>
+          <w:p>
+            <w:r>
+              <w:rPr>
+                <w:b/>
+                <w:color w:val="1A365D"/>
+                <w:sz w:val="19"/>
+              </w:rPr>
+              <w:t>Hydrogen — Core Principles &amp; Governing Laws</w:t>
+            </w:r>
+          </w:p>
+        </w:tc>
+        <w:tc>
+          <w:tcPr>
+            <w:tcW w:type="dxa" w:w="6480"/>
+            <w:shd w:fill="F7FAFC"/>
+            <w:tcMar>
+              <w:top w:w="100" w:type="dxa"/>
+              <w:bottom w:w="100" w:type="dxa"/>
+              <w:left w:w="150" w:type="dxa"/>
+              <w:right w:w="150" w:type="dxa"/>
+            </w:tcMar>
+          </w:tcPr>
+          <w:p>
+            <w:r>
+              <w:rPr>
+                <w:rFonts w:ascii="Cambria Math" w:hAnsi="Cambria Math"/>
+                <w:color w:val="2D3748"/>
+                <w:sz w:val="19"/>
+              </w:rPr>
+              <w:t>30%(w/v)H_{2}O_{2}, \quad (CO+H_{2}), \quad H_{2}O_{2}</w:t>
+            </w:r>
+          </w:p>
+        </w:tc>
+      </w:tr>
+      <w:tr>
+        <w:tc>
+          <w:tcPr>
+            <w:tcW w:type="dxa" w:w="3600"/>
+            <w:shd w:fill="FFFFFF"/>
+            <w:tcMar>
+              <w:top w:w="100" w:type="dxa"/>
+              <w:bottom w:w="100" w:type="dxa"/>
+              <w:left w:w="150" w:type="dxa"/>
+              <w:right w:w="150" w:type="dxa"/>
+            </w:tcMar>
+          </w:tcPr>
+          <w:p>
+            <w:r>
+              <w:rPr>
+                <w:b/>
+                <w:color w:val="1A365D"/>
+                <w:sz w:val="19"/>
+              </w:rPr>
+              <w:t>Hydrogen — Standard Calculations &amp; Problem Archetypes</w:t>
+            </w:r>
+          </w:p>
+        </w:tc>
+        <w:tc>
+          <w:tcPr>
+            <w:tcW w:type="dxa" w:w="6480"/>
+            <w:shd w:fill="FFFFFF"/>
+            <w:tcMar>
+              <w:top w:w="100" w:type="dxa"/>
+              <w:bottom w:w="100" w:type="dxa"/>
+              <w:left w:w="150" w:type="dxa"/>
+              <w:right w:w="150" w:type="dxa"/>
+            </w:tcMar>
+          </w:tcPr>
+          <w:p>
+            <w:r>
+              <w:rPr>
+                <w:rFonts w:ascii="Cambria Math" w:hAnsi="Cambria Math"/>
+                <w:color w:val="2D3748"/>
+                <w:sz w:val="19"/>
+              </w:rPr>
+              <w:t>Ca^{2+}, \quad Mg^{2+}</w:t>
+            </w:r>
+          </w:p>
+        </w:tc>
+      </w:tr>
+      <w:tr>
+        <w:tc>
+          <w:tcPr>
+            <w:tcW w:type="dxa" w:w="3600"/>
+            <w:shd w:fill="F7FAFC"/>
+            <w:tcMar>
+              <w:top w:w="100" w:type="dxa"/>
+              <w:bottom w:w="100" w:type="dxa"/>
+              <w:left w:w="150" w:type="dxa"/>
+              <w:right w:w="150" w:type="dxa"/>
+            </w:tcMar>
+          </w:tcPr>
+          <w:p>
+            <w:r>
+              <w:rPr>
+                <w:b/>
+                <w:color w:val="1A365D"/>
+                <w:sz w:val="19"/>
+              </w:rPr>
+              <w:t>Hydrogen — Applied Cases, Reactions &amp; Traps</w:t>
+            </w:r>
+          </w:p>
+        </w:tc>
+        <w:tc>
+          <w:tcPr>
+            <w:tcW w:type="dxa" w:w="6480"/>
+            <w:shd w:fill="F7FAFC"/>
+            <w:tcMar>
+              <w:top w:w="100" w:type="dxa"/>
+              <w:bottom w:w="100" w:type="dxa"/>
+              <w:left w:w="150" w:type="dxa"/>
+              <w:right w:w="150" w:type="dxa"/>
+            </w:tcMar>
+          </w:tcPr>
+          <w:p>
+            <w:r>
+              <w:rPr>
+                <w:rFonts w:ascii="Cambria Math" w:hAnsi="Cambria Math"/>
+                <w:color w:val="2D3748"/>
+                <w:sz w:val="19"/>
+              </w:rPr>
+              <w:t>(CO+H_{2}), \quad CO(g)+H_{2}(g), \quad C(s)+H_{2}O(g) \longrightarrow CO(g)+H_{2}(g)</w:t>
+            </w:r>
+          </w:p>
+        </w:tc>
+      </w:tr>
     </w:tbl>
     <w:p>
       <w:pPr>
@@ -338,7 +650,7 @@
           <w:color w:val="2B6CB0"/>
           <w:sz w:val="24"/>
         </w:rPr>
-        <w:t>3.1 Kcet Hydrogen And Its Compounds - Core Application (High Yield — 9 PYQs)</w:t>
+        <w:t>3.1 Hydrogen — Core Principles &amp; Governing Laws (Moderate Yield — 6 PYQs)</w:t>
       </w:r>
     </w:p>
     <w:p>
@@ -353,7 +665,7 @@
         <w:rPr>
           <w:sz w:val="20"/>
         </w:rPr>
-        <w:t>Key problem pattern in Kcet Hydrogen And Its Compounds.</w:t>
+        <w:t>Fundamental definitions, core postulates, and governing physical/chemical relations in Hydrogen.</w:t>
       </w:r>
     </w:p>
     <w:tbl>
@@ -391,7 +703,7 @@
                 <w:color w:val="2D3748"/>
                 <w:sz w:val="19"/>
               </w:rPr>
-              <w:t>Watch for algebraic and sign errors.</w:t>
+              <w:t>Carefully verify units, standard reference states, and sign conventions in Hydrogen.</w:t>
             </w:r>
           </w:p>
         </w:tc>
@@ -432,7 +744,215 @@
                 <w:color w:val="2D3748"/>
                 <w:sz w:val="19"/>
               </w:rPr>
-              <w:t>Verify dimensions and boundary conditions.</w:t>
+              <w:t>Focus on high-yield formulas and standard limiting approximations tested in Hydrogen PYQs.</w:t>
+            </w:r>
+          </w:p>
+        </w:tc>
+      </w:tr>
+    </w:tbl>
+    <w:p>
+      <w:pPr>
+        <w:spacing w:before="120" w:after="40"/>
+      </w:pPr>
+      <w:r>
+        <w:rPr>
+          <w:b/>
+          <w:color w:val="1A365D"/>
+          <w:sz w:val="19"/>
+        </w:rPr>
+        <w:t>Source PYQs testing this concept:</w:t>
+      </w:r>
+    </w:p>
+    <w:p>
+      <w:pPr>
+        <w:pStyle w:val="ListBullet"/>
+        <w:spacing w:after="40"/>
+      </w:pPr>
+      <w:r>
+        <w:rPr>
+          <w:b/>
+          <w:sz w:val="18"/>
+        </w:rPr>
+        <w:t xml:space="preserve">[2024 Shift] Q#2 (MCQ): </w:t>
+      </w:r>
+      <w:r>
+        <w:rPr>
+          <w:sz w:val="18"/>
+        </w:rPr>
+        <w:t xml:space="preserve">"The correct decreasing order of boiling point of hydrogen halides is..."  </w:t>
+      </w:r>
+      <w:r>
+        <w:rPr>
+          <w:b/>
+          <w:color w:val="2B6CB0"/>
+          <w:sz w:val="18"/>
+        </w:rPr>
+        <w:t>[Ans: N/A]</w:t>
+      </w:r>
+    </w:p>
+    <w:p>
+      <w:pPr>
+        <w:pStyle w:val="ListBullet"/>
+        <w:spacing w:after="40"/>
+      </w:pPr>
+      <w:r>
+        <w:rPr>
+          <w:b/>
+          <w:sz w:val="18"/>
+        </w:rPr>
+        <w:t xml:space="preserve">[2023 Shift] Q#3 (MCQ): </w:t>
+      </w:r>
+      <w:r>
+        <w:rPr>
+          <w:sz w:val="18"/>
+        </w:rPr>
+        <w:t xml:space="preserve">"The composition of water gas is..."  </w:t>
+      </w:r>
+      <w:r>
+        <w:rPr>
+          <w:b/>
+          <w:color w:val="2B6CB0"/>
+          <w:sz w:val="18"/>
+        </w:rPr>
+        <w:t>[Ans: N/A]</w:t>
+      </w:r>
+    </w:p>
+    <w:p>
+      <w:pPr>
+        <w:pStyle w:val="ListBullet"/>
+        <w:spacing w:after="40"/>
+      </w:pPr>
+      <w:r>
+        <w:rPr>
+          <w:b/>
+          <w:sz w:val="18"/>
+        </w:rPr>
+        <w:t xml:space="preserve">[2023 Shift] Q#4 (MCQ): </w:t>
+      </w:r>
+      <w:r>
+        <w:rPr>
+          <w:sz w:val="18"/>
+        </w:rPr>
+        <w:t xml:space="preserve">"A 30% solution of hydrogen peroxide is..."  </w:t>
+      </w:r>
+      <w:r>
+        <w:rPr>
+          <w:b/>
+          <w:color w:val="2B6CB0"/>
+          <w:sz w:val="18"/>
+        </w:rPr>
+        <w:t>[Ans: N/A]</w:t>
+      </w:r>
+    </w:p>
+    <w:p>
+      <w:pPr>
+        <w:spacing w:after="120"/>
+      </w:pPr>
+    </w:p>
+    <w:p>
+      <w:pPr>
+        <w:pStyle w:val="Heading2"/>
+      </w:pPr>
+      <w:r>
+        <w:rPr>
+          <w:color w:val="2B6CB0"/>
+          <w:sz w:val="24"/>
+        </w:rPr>
+        <w:t>3.2 Hydrogen — Standard Calculations &amp; Problem Archetypes (Moderate Yield — 3 PYQs)</w:t>
+      </w:r>
+    </w:p>
+    <w:p>
+      <w:r>
+        <w:rPr>
+          <w:b/>
+          <w:sz w:val="20"/>
+        </w:rPr>
+        <w:t xml:space="preserve">Core Principle: </w:t>
+      </w:r>
+      <w:r>
+        <w:rPr>
+          <w:sz w:val="20"/>
+        </w:rPr>
+        <w:t>Quantitative numerical problem-solving techniques and standard question patterns frequently seen in Hydrogen.</w:t>
+      </w:r>
+    </w:p>
+    <w:tbl>
+      <w:tblPr>
+        <w:tblW w:type="auto" w:w="0"/>
+        <w:jc w:val="center"/>
+        <w:tblLook w:firstColumn="1" w:firstRow="1" w:lastColumn="0" w:lastRow="0" w:noHBand="0" w:noVBand="1" w:val="04A0"/>
+      </w:tblPr>
+      <w:tblGrid>
+        <w:gridCol w:w="10080"/>
+      </w:tblGrid>
+      <w:tr>
+        <w:tc>
+          <w:tcPr>
+            <w:tcW w:type="dxa" w:w="10080"/>
+            <w:shd w:fill="FFF5F5"/>
+            <w:tcMar>
+              <w:top w:w="100" w:type="dxa"/>
+              <w:bottom w:w="100" w:type="dxa"/>
+              <w:left w:w="150" w:type="dxa"/>
+              <w:right w:w="150" w:type="dxa"/>
+            </w:tcMar>
+          </w:tcPr>
+          <w:p>
+            <w:r>
+              <w:rPr>
+                <w:b/>
+                <w:color w:val="C53030"/>
+                <w:sz w:val="19"/>
+              </w:rPr>
+              <w:t xml:space="preserve">⚠️ Common Trap / JEE Pitfall: </w:t>
+            </w:r>
+            <w:r>
+              <w:rPr>
+                <w:color w:val="2D3748"/>
+                <w:sz w:val="19"/>
+              </w:rPr>
+              <w:t>Watch for algebraic rounding, stoichiometric balancing, and boundary condition checks.</w:t>
+            </w:r>
+          </w:p>
+        </w:tc>
+      </w:tr>
+    </w:tbl>
+    <w:tbl>
+      <w:tblPr>
+        <w:tblW w:type="auto" w:w="0"/>
+        <w:jc w:val="center"/>
+        <w:tblLook w:firstColumn="1" w:firstRow="1" w:lastColumn="0" w:lastRow="0" w:noHBand="0" w:noVBand="1" w:val="04A0"/>
+      </w:tblPr>
+      <w:tblGrid>
+        <w:gridCol w:w="10080"/>
+      </w:tblGrid>
+      <w:tr>
+        <w:tc>
+          <w:tcPr>
+            <w:tcW w:type="dxa" w:w="10080"/>
+            <w:shd w:fill="F0FFF4"/>
+            <w:tcMar>
+              <w:top w:w="100" w:type="dxa"/>
+              <w:bottom w:w="100" w:type="dxa"/>
+              <w:left w:w="150" w:type="dxa"/>
+              <w:right w:w="150" w:type="dxa"/>
+            </w:tcMar>
+          </w:tcPr>
+          <w:p>
+            <w:r>
+              <w:rPr>
+                <w:b/>
+                <w:color w:val="276749"/>
+                <w:sz w:val="19"/>
+              </w:rPr>
+              <w:t xml:space="preserve">💡 Speed Hack / Trick: </w:t>
+            </w:r>
+            <w:r>
+              <w:rPr>
+                <w:color w:val="2D3748"/>
+                <w:sz w:val="19"/>
+              </w:rPr>
+              <w:t>Dimensional consistency checks and ratio comparisons can quickly eliminate incorrect options.</w:t>
             </w:r>
           </w:p>
         </w:tc>
@@ -488,13 +1008,13 @@
           <w:b/>
           <w:sz w:val="18"/>
         </w:rPr>
-        <w:t xml:space="preserve">[2024 Shift] Q#2 (MCQ): </w:t>
+        <w:t xml:space="preserve">[2021 Shift] Q#1 (MCQ): </w:t>
       </w:r>
       <w:r>
         <w:rPr>
           <w:sz w:val="18"/>
         </w:rPr>
-        <w:t xml:space="preserve">"The correct decreasing order of boiling point of hydrogen halides is..."  </w:t>
+        <w:t xml:space="preserve">"Permanent hardness cannot be removed by..."  </w:t>
       </w:r>
       <w:r>
         <w:rPr>
@@ -515,6 +1035,160 @@
           <w:b/>
           <w:sz w:val="18"/>
         </w:rPr>
+        <w:t xml:space="preserve">[2018 Shift] Q#4 (MCQ): </w:t>
+      </w:r>
+      <w:r>
+        <w:rPr>
+          <w:sz w:val="18"/>
+        </w:rPr>
+        <w:t xml:space="preserve">"Which of the following ions will cause hardness in water?..."  </w:t>
+      </w:r>
+      <w:r>
+        <w:rPr>
+          <w:b/>
+          <w:color w:val="2B6CB0"/>
+          <w:sz w:val="18"/>
+        </w:rPr>
+        <w:t>[Ans: N/A]</w:t>
+      </w:r>
+    </w:p>
+    <w:p>
+      <w:pPr>
+        <w:spacing w:after="120"/>
+      </w:pPr>
+    </w:p>
+    <w:p>
+      <w:pPr>
+        <w:pStyle w:val="Heading2"/>
+      </w:pPr>
+      <w:r>
+        <w:rPr>
+          <w:color w:val="2B6CB0"/>
+          <w:sz w:val="24"/>
+        </w:rPr>
+        <w:t>3.3 Hydrogen — Applied Cases, Reactions &amp; Traps (Standard Yield — 2 PYQs)</w:t>
+      </w:r>
+    </w:p>
+    <w:p>
+      <w:r>
+        <w:rPr>
+          <w:b/>
+          <w:sz w:val="20"/>
+        </w:rPr>
+        <w:t xml:space="preserve">Core Principle: </w:t>
+      </w:r>
+      <w:r>
+        <w:rPr>
+          <w:sz w:val="20"/>
+        </w:rPr>
+        <w:t>Special cases, experimental observations, and conceptual traps designed to test deep understanding of Hydrogen.</w:t>
+      </w:r>
+    </w:p>
+    <w:tbl>
+      <w:tblPr>
+        <w:tblW w:type="auto" w:w="0"/>
+        <w:jc w:val="center"/>
+        <w:tblLook w:firstColumn="1" w:firstRow="1" w:lastColumn="0" w:lastRow="0" w:noHBand="0" w:noVBand="1" w:val="04A0"/>
+      </w:tblPr>
+      <w:tblGrid>
+        <w:gridCol w:w="10080"/>
+      </w:tblGrid>
+      <w:tr>
+        <w:tc>
+          <w:tcPr>
+            <w:tcW w:type="dxa" w:w="10080"/>
+            <w:shd w:fill="FFF5F5"/>
+            <w:tcMar>
+              <w:top w:w="100" w:type="dxa"/>
+              <w:bottom w:w="100" w:type="dxa"/>
+              <w:left w:w="150" w:type="dxa"/>
+              <w:right w:w="150" w:type="dxa"/>
+            </w:tcMar>
+          </w:tcPr>
+          <w:p>
+            <w:r>
+              <w:rPr>
+                <w:b/>
+                <w:color w:val="C53030"/>
+                <w:sz w:val="19"/>
+              </w:rPr>
+              <w:t xml:space="preserve">⚠️ Common Trap / JEE Pitfall: </w:t>
+            </w:r>
+            <w:r>
+              <w:rPr>
+                <w:color w:val="2D3748"/>
+                <w:sz w:val="19"/>
+              </w:rPr>
+              <w:t>Read questions carefully for keywords like 'incorrect', 'not true', or non-standard conditions.</w:t>
+            </w:r>
+          </w:p>
+        </w:tc>
+      </w:tr>
+    </w:tbl>
+    <w:tbl>
+      <w:tblPr>
+        <w:tblW w:type="auto" w:w="0"/>
+        <w:jc w:val="center"/>
+        <w:tblLook w:firstColumn="1" w:firstRow="1" w:lastColumn="0" w:lastRow="0" w:noHBand="0" w:noVBand="1" w:val="04A0"/>
+      </w:tblPr>
+      <w:tblGrid>
+        <w:gridCol w:w="10080"/>
+      </w:tblGrid>
+      <w:tr>
+        <w:tc>
+          <w:tcPr>
+            <w:tcW w:type="dxa" w:w="10080"/>
+            <w:shd w:fill="F0FFF4"/>
+            <w:tcMar>
+              <w:top w:w="100" w:type="dxa"/>
+              <w:bottom w:w="100" w:type="dxa"/>
+              <w:left w:w="150" w:type="dxa"/>
+              <w:right w:w="150" w:type="dxa"/>
+            </w:tcMar>
+          </w:tcPr>
+          <w:p>
+            <w:r>
+              <w:rPr>
+                <w:b/>
+                <w:color w:val="276749"/>
+                <w:sz w:val="19"/>
+              </w:rPr>
+              <w:t xml:space="preserve">💡 Speed Hack / Trick: </w:t>
+            </w:r>
+            <w:r>
+              <w:rPr>
+                <w:color w:val="2D3748"/>
+                <w:sz w:val="19"/>
+              </w:rPr>
+              <w:t>Elimination of extreme or unphysical answer choices improves accuracy in assertion-reason and multiple-statement questions.</w:t>
+            </w:r>
+          </w:p>
+        </w:tc>
+      </w:tr>
+    </w:tbl>
+    <w:p>
+      <w:pPr>
+        <w:spacing w:before="120" w:after="40"/>
+      </w:pPr>
+      <w:r>
+        <w:rPr>
+          <w:b/>
+          <w:color w:val="1A365D"/>
+          <w:sz w:val="19"/>
+        </w:rPr>
+        <w:t>Source PYQs testing this concept:</w:t>
+      </w:r>
+    </w:p>
+    <w:p>
+      <w:pPr>
+        <w:pStyle w:val="ListBullet"/>
+        <w:spacing w:after="40"/>
+      </w:pPr>
+      <w:r>
+        <w:rPr>
+          <w:b/>
+          <w:sz w:val="18"/>
+        </w:rPr>
         <w:t xml:space="preserve">[2023 Shift] Q#3 (MCQ): </w:t>
       </w:r>
       <w:r>
@@ -522,6 +1196,33 @@
           <w:sz w:val="18"/>
         </w:rPr>
         <w:t xml:space="preserve">"The composition of water gas is..."  </w:t>
+      </w:r>
+      <w:r>
+        <w:rPr>
+          <w:b/>
+          <w:color w:val="2B6CB0"/>
+          <w:sz w:val="18"/>
+        </w:rPr>
+        <w:t>[Ans: N/A]</w:t>
+      </w:r>
+    </w:p>
+    <w:p>
+      <w:pPr>
+        <w:pStyle w:val="ListBullet"/>
+        <w:spacing w:after="40"/>
+      </w:pPr>
+      <w:r>
+        <w:rPr>
+          <w:b/>
+          <w:sz w:val="18"/>
+        </w:rPr>
+        <w:t xml:space="preserve">[2017 Shift] Q#1 (MCQ): </w:t>
+      </w:r>
+      <w:r>
+        <w:rPr>
+          <w:sz w:val="18"/>
+        </w:rPr>
+        <w:t xml:space="preserve">"In the manufacture of hydrogen from water gas (CO+H_(2)) , which of the following is correct statement?..."  </w:t>
       </w:r>
       <w:r>
         <w:rPr>
@@ -660,6 +1361,127 @@
               <w:t>Solution Analysis:</w:t>
               <w:br/>
               <w:t>HF is hydrogen bonded, thus it has highest boiling point. The remaining hydrogen halides are gaseous and their boiling points depend on the van der Waals' forces. Greater the molecule mass, greater will be the van der Waals' forces. Hence higher is the boiling point. Thus, the correct order is HF&gt;HI&gt;HBr&gt;HCl .</w:t>
+            </w:r>
+          </w:p>
+        </w:tc>
+      </w:tr>
+    </w:tbl>
+    <w:p>
+      <w:pPr>
+        <w:spacing w:after="120"/>
+      </w:pPr>
+    </w:p>
+    <w:p>
+      <w:pPr>
+        <w:spacing w:before="160" w:after="40"/>
+      </w:pPr>
+      <w:r>
+        <w:rPr>
+          <w:b/>
+          <w:color w:val="1A365D"/>
+          <w:sz w:val="22"/>
+        </w:rPr>
+        <w:t>Benchmark Problem 2: KCET 2018 (Q#4)</w:t>
+      </w:r>
+    </w:p>
+    <w:p>
+      <w:pPr>
+        <w:spacing w:after="80"/>
+      </w:pPr>
+      <w:r>
+        <w:rPr>
+          <w:sz w:val="20"/>
+        </w:rPr>
+        <w:t>Which of the following ions will cause hardness in water?</w:t>
+      </w:r>
+    </w:p>
+    <w:p>
+      <w:pPr>
+        <w:pStyle w:val="ListBullet"/>
+        <w:spacing w:after="20"/>
+      </w:pPr>
+      <w:r>
+        <w:rPr>
+          <w:sz w:val="19"/>
+        </w:rPr>
+        <w:t>(A) Ca^2+</w:t>
+      </w:r>
+    </w:p>
+    <w:p>
+      <w:pPr>
+        <w:pStyle w:val="ListBullet"/>
+        <w:spacing w:after="20"/>
+      </w:pPr>
+      <w:r>
+        <w:rPr>
+          <w:sz w:val="19"/>
+        </w:rPr>
+        <w:t>(B) Na^+</w:t>
+      </w:r>
+    </w:p>
+    <w:p>
+      <w:pPr>
+        <w:pStyle w:val="ListBullet"/>
+        <w:spacing w:after="20"/>
+      </w:pPr>
+      <w:r>
+        <w:rPr>
+          <w:sz w:val="19"/>
+        </w:rPr>
+        <w:t>(C) Cl^-</w:t>
+      </w:r>
+    </w:p>
+    <w:p>
+      <w:pPr>
+        <w:pStyle w:val="ListBullet"/>
+        <w:spacing w:after="20"/>
+      </w:pPr>
+      <w:r>
+        <w:rPr>
+          <w:sz w:val="19"/>
+        </w:rPr>
+        <w:t>(D) K^+</w:t>
+      </w:r>
+    </w:p>
+    <w:tbl>
+      <w:tblPr>
+        <w:tblW w:type="auto" w:w="0"/>
+        <w:jc w:val="center"/>
+        <w:tblLook w:firstColumn="1" w:firstRow="1" w:lastColumn="0" w:lastRow="0" w:noHBand="0" w:noVBand="1" w:val="04A0"/>
+      </w:tblPr>
+      <w:tblGrid>
+        <w:gridCol w:w="10080"/>
+      </w:tblGrid>
+      <w:tr>
+        <w:tc>
+          <w:tcPr>
+            <w:tcW w:type="dxa" w:w="10080"/>
+            <w:shd w:fill="F7FAFC"/>
+            <w:tcMar>
+              <w:top w:w="100" w:type="dxa"/>
+              <w:bottom w:w="100" w:type="dxa"/>
+              <w:left w:w="150" w:type="dxa"/>
+              <w:right w:w="150" w:type="dxa"/>
+            </w:tcMar>
+          </w:tcPr>
+          <w:p>
+            <w:r>
+              <w:rPr>
+                <w:b/>
+                <w:color w:val="1A365D"/>
+                <w:sz w:val="19"/>
+              </w:rPr>
+              <w:t>Correct Answer: None</w:t>
+              <w:br/>
+            </w:r>
+            <w:r>
+              <w:rPr>
+                <w:color w:val="2D3748"/>
+                <w:sz w:val="18"/>
+              </w:rPr>
+              <w:t>Solution Analysis:</w:t>
+              <w:br/>
+              <w:t>Water hardness typically arises from the presence of divalent metal ions, primarily calcium ( Ca^2+ ) and magnesium ( Mg^2+ ). Here's a brief explanation: Hard water contains high concentrations of Ca^2+ and/or Mg^2+ ions. These ions come from the dissolution of minerals like limestone (calcium carbonate) or dolomite (calcium magnesium carbonate). Among the options provided, only Option A, Ca^2+ , is a divalent ion that contributes to water hardness. The other ions, such as Na^+ , Cl^- , and K^+ , are either monovalent or anions and do not cause water hardness. Therefore, the correct answer is: Option A: Ca^2+ .</w:t>
             </w:r>
           </w:p>
         </w:tc>

--- a/data/exports/kcet-hydrogen-and-its-compounds_revision_notes.docx
+++ b/data/exports/kcet-hydrogen-and-its-compounds_revision_notes.docx
@@ -13,7 +13,7 @@
           <w:color w:val="1A365D"/>
           <w:sz w:val="44"/>
         </w:rPr>
-        <w:t>JEE MAIN REVISION MASTER: HYDROGEN AND IT'S COMPOUNDS 2026 0 QUESTIONS 0% WEIGHTAGE</w:t>
+        <w:t>JEE MAIN REVISION MASTER: HYDROGEN AND IT'S COMPOUNDS</w:t>
       </w:r>
     </w:p>
     <w:p>
@@ -164,10 +164,10 @@
             <w:r>
               <w:rPr>
                 <w:b/>
-                <w:color w:val="718096"/>
+                <w:color w:val="2B6CB0"/>
                 <w:sz w:val="19"/>
               </w:rPr>
-              <w:t>Moderate</w:t>
+              <w:t>High</w:t>
             </w:r>
           </w:p>
         </w:tc>
@@ -209,7 +209,7 @@
               <w:rPr>
                 <w:sz w:val="19"/>
               </w:rPr>
-              <w:t>6 PYQs</w:t>
+              <w:t>9 PYQs</w:t>
             </w:r>
           </w:p>
         </w:tc>
@@ -254,7 +254,7 @@
                 <w:color w:val="718096"/>
                 <w:sz w:val="19"/>
               </w:rPr>
-              <w:t>Moderate</w:t>
+              <w:t>Standard</w:t>
             </w:r>
           </w:p>
         </w:tc>
@@ -276,7 +276,7 @@
                 <w:color w:val="2D3748"/>
                 <w:sz w:val="19"/>
               </w:rPr>
-              <w:t>Hydrogen — Standard Calculations &amp; Problem Archetypes</w:t>
+              <w:t>Hydrogen — Applied Cases, Reactions &amp; Traps</w:t>
             </w:r>
           </w:p>
         </w:tc>
@@ -296,7 +296,7 @@
               <w:rPr>
                 <w:sz w:val="19"/>
               </w:rPr>
-              <w:t>3 PYQs</w:t>
+              <w:t>1 PYQs</w:t>
             </w:r>
           </w:p>
         </w:tc>
@@ -317,7 +317,7 @@
                 <w:color w:val="718096"/>
                 <w:sz w:val="19"/>
               </w:rPr>
-              <w:t>Quantitative Analysis</w:t>
+              <w:t>Applied Topics</w:t>
             </w:r>
           </w:p>
         </w:tc>
@@ -363,7 +363,7 @@
                 <w:color w:val="2D3748"/>
                 <w:sz w:val="19"/>
               </w:rPr>
-              <w:t>Hydrogen — Applied Cases, Reactions &amp; Traps</w:t>
+              <w:t>Hydrogen — Standard Calculations &amp; Problem Archetypes</w:t>
             </w:r>
           </w:p>
         </w:tc>
@@ -383,7 +383,7 @@
               <w:rPr>
                 <w:sz w:val="19"/>
               </w:rPr>
-              <w:t>2 PYQs</w:t>
+              <w:t>0 PYQs</w:t>
             </w:r>
           </w:p>
         </w:tc>
@@ -404,7 +404,7 @@
                 <w:color w:val="718096"/>
                 <w:sz w:val="19"/>
               </w:rPr>
-              <w:t>Applied Topics</w:t>
+              <w:t>Quantitative Analysis</w:t>
             </w:r>
           </w:p>
         </w:tc>
@@ -526,7 +526,7 @@
                 <w:color w:val="2D3748"/>
                 <w:sz w:val="19"/>
               </w:rPr>
-              <w:t>30%(w/v)H_{2}O_{2}, \quad (CO+H_{2}), \quad H_{2}O_{2}</w:t>
+              <w:t>30%(w/v)H_{2}O_{2}, \quad CO(g)+H_{2}(g), \quad Ca^{2+}</w:t>
             </w:r>
           </w:p>
         </w:tc>
@@ -550,7 +550,7 @@
                 <w:color w:val="1A365D"/>
                 <w:sz w:val="19"/>
               </w:rPr>
-              <w:t>Hydrogen — Standard Calculations &amp; Problem Archetypes</w:t>
+              <w:t>Hydrogen — Applied Cases, Reactions &amp; Traps</w:t>
             </w:r>
           </w:p>
         </w:tc>
@@ -572,53 +572,7 @@
                 <w:color w:val="2D3748"/>
                 <w:sz w:val="19"/>
               </w:rPr>
-              <w:t>Ca^{2+}, \quad Mg^{2+}</w:t>
-            </w:r>
-          </w:p>
-        </w:tc>
-      </w:tr>
-      <w:tr>
-        <w:tc>
-          <w:tcPr>
-            <w:tcW w:type="dxa" w:w="3600"/>
-            <w:shd w:fill="F7FAFC"/>
-            <w:tcMar>
-              <w:top w:w="100" w:type="dxa"/>
-              <w:bottom w:w="100" w:type="dxa"/>
-              <w:left w:w="150" w:type="dxa"/>
-              <w:right w:w="150" w:type="dxa"/>
-            </w:tcMar>
-          </w:tcPr>
-          <w:p>
-            <w:r>
-              <w:rPr>
-                <w:b/>
-                <w:color w:val="1A365D"/>
-                <w:sz w:val="19"/>
-              </w:rPr>
-              <w:t>Hydrogen — Applied Cases, Reactions &amp; Traps</w:t>
-            </w:r>
-          </w:p>
-        </w:tc>
-        <w:tc>
-          <w:tcPr>
-            <w:tcW w:type="dxa" w:w="6480"/>
-            <w:shd w:fill="F7FAFC"/>
-            <w:tcMar>
-              <w:top w:w="100" w:type="dxa"/>
-              <w:bottom w:w="100" w:type="dxa"/>
-              <w:left w:w="150" w:type="dxa"/>
-              <w:right w:w="150" w:type="dxa"/>
-            </w:tcMar>
-          </w:tcPr>
-          <w:p>
-            <w:r>
-              <w:rPr>
-                <w:rFonts w:ascii="Cambria Math" w:hAnsi="Cambria Math"/>
-                <w:color w:val="2D3748"/>
-                <w:sz w:val="19"/>
-              </w:rPr>
-              <w:t>(CO+H_{2}), \quad CO(g)+H_{2}(g), \quad C(s)+H_{2}O(g) \longrightarrow CO(g)+H_{2}(g)</w:t>
+              <w:t>C(s)+H_{2}O(g) \longrightarrow CO(g)+H_{2}(g), \quad (CO+H_{2})</w:t>
             </w:r>
           </w:p>
         </w:tc>
@@ -650,7 +604,7 @@
           <w:color w:val="2B6CB0"/>
           <w:sz w:val="24"/>
         </w:rPr>
-        <w:t>3.1 Hydrogen — Core Principles &amp; Governing Laws (Moderate Yield — 6 PYQs)</w:t>
+        <w:t>3.1 Hydrogen — Core Principles &amp; Governing Laws (High Yield — 9 PYQs)</w:t>
       </w:r>
     </w:p>
     <w:p>
@@ -773,6 +727,33 @@
           <w:b/>
           <w:sz w:val="18"/>
         </w:rPr>
+        <w:t xml:space="preserve">[2024 Shift] Q#1 (MCQ): </w:t>
+      </w:r>
+      <w:r>
+        <w:rPr>
+          <w:sz w:val="18"/>
+        </w:rPr>
+        <w:t xml:space="preserve">"Which one of the following properties is generally not applicable to ionic hydrides?..."  </w:t>
+      </w:r>
+      <w:r>
+        <w:rPr>
+          <w:b/>
+          <w:color w:val="2B6CB0"/>
+          <w:sz w:val="18"/>
+        </w:rPr>
+        <w:t>[Ans: N/A]</w:t>
+      </w:r>
+    </w:p>
+    <w:p>
+      <w:pPr>
+        <w:pStyle w:val="ListBullet"/>
+        <w:spacing w:after="40"/>
+      </w:pPr>
+      <w:r>
+        <w:rPr>
+          <w:b/>
+          <w:sz w:val="18"/>
+        </w:rPr>
         <w:t xml:space="preserve">[2024 Shift] Q#2 (MCQ): </w:t>
       </w:r>
       <w:r>
@@ -819,6 +800,133 @@
     </w:p>
     <w:p>
       <w:pPr>
+        <w:spacing w:after="120"/>
+      </w:pPr>
+    </w:p>
+    <w:p>
+      <w:pPr>
+        <w:pStyle w:val="Heading2"/>
+      </w:pPr>
+      <w:r>
+        <w:rPr>
+          <w:color w:val="2B6CB0"/>
+          <w:sz w:val="24"/>
+        </w:rPr>
+        <w:t>3.2 Hydrogen — Applied Cases, Reactions &amp; Traps (Standard Yield — 1 PYQs)</w:t>
+      </w:r>
+    </w:p>
+    <w:p>
+      <w:r>
+        <w:rPr>
+          <w:b/>
+          <w:sz w:val="20"/>
+        </w:rPr>
+        <w:t xml:space="preserve">Core Principle: </w:t>
+      </w:r>
+      <w:r>
+        <w:rPr>
+          <w:sz w:val="20"/>
+        </w:rPr>
+        <w:t>Special cases, experimental observations, and conceptual traps designed to test deep understanding of Hydrogen.</w:t>
+      </w:r>
+    </w:p>
+    <w:tbl>
+      <w:tblPr>
+        <w:tblW w:type="auto" w:w="0"/>
+        <w:jc w:val="center"/>
+        <w:tblLook w:firstColumn="1" w:firstRow="1" w:lastColumn="0" w:lastRow="0" w:noHBand="0" w:noVBand="1" w:val="04A0"/>
+      </w:tblPr>
+      <w:tblGrid>
+        <w:gridCol w:w="10080"/>
+      </w:tblGrid>
+      <w:tr>
+        <w:tc>
+          <w:tcPr>
+            <w:tcW w:type="dxa" w:w="10080"/>
+            <w:shd w:fill="FFF5F5"/>
+            <w:tcMar>
+              <w:top w:w="100" w:type="dxa"/>
+              <w:bottom w:w="100" w:type="dxa"/>
+              <w:left w:w="150" w:type="dxa"/>
+              <w:right w:w="150" w:type="dxa"/>
+            </w:tcMar>
+          </w:tcPr>
+          <w:p>
+            <w:r>
+              <w:rPr>
+                <w:b/>
+                <w:color w:val="C53030"/>
+                <w:sz w:val="19"/>
+              </w:rPr>
+              <w:t xml:space="preserve">⚠️ Common Trap / JEE Pitfall: </w:t>
+            </w:r>
+            <w:r>
+              <w:rPr>
+                <w:color w:val="2D3748"/>
+                <w:sz w:val="19"/>
+              </w:rPr>
+              <w:t>Read questions carefully for keywords like 'incorrect', 'not true', or non-standard conditions.</w:t>
+            </w:r>
+          </w:p>
+        </w:tc>
+      </w:tr>
+    </w:tbl>
+    <w:tbl>
+      <w:tblPr>
+        <w:tblW w:type="auto" w:w="0"/>
+        <w:jc w:val="center"/>
+        <w:tblLook w:firstColumn="1" w:firstRow="1" w:lastColumn="0" w:lastRow="0" w:noHBand="0" w:noVBand="1" w:val="04A0"/>
+      </w:tblPr>
+      <w:tblGrid>
+        <w:gridCol w:w="10080"/>
+      </w:tblGrid>
+      <w:tr>
+        <w:tc>
+          <w:tcPr>
+            <w:tcW w:type="dxa" w:w="10080"/>
+            <w:shd w:fill="F0FFF4"/>
+            <w:tcMar>
+              <w:top w:w="100" w:type="dxa"/>
+              <w:bottom w:w="100" w:type="dxa"/>
+              <w:left w:w="150" w:type="dxa"/>
+              <w:right w:w="150" w:type="dxa"/>
+            </w:tcMar>
+          </w:tcPr>
+          <w:p>
+            <w:r>
+              <w:rPr>
+                <w:b/>
+                <w:color w:val="276749"/>
+                <w:sz w:val="19"/>
+              </w:rPr>
+              <w:t xml:space="preserve">💡 Speed Hack / Trick: </w:t>
+            </w:r>
+            <w:r>
+              <w:rPr>
+                <w:color w:val="2D3748"/>
+                <w:sz w:val="19"/>
+              </w:rPr>
+              <w:t>Elimination of extreme or unphysical answer choices improves accuracy in assertion-reason and multiple-statement questions.</w:t>
+            </w:r>
+          </w:p>
+        </w:tc>
+      </w:tr>
+    </w:tbl>
+    <w:p>
+      <w:pPr>
+        <w:spacing w:before="120" w:after="40"/>
+      </w:pPr>
+      <w:r>
+        <w:rPr>
+          <w:b/>
+          <w:color w:val="1A365D"/>
+          <w:sz w:val="19"/>
+        </w:rPr>
+        <w:t>Source PYQs testing this concept:</w:t>
+      </w:r>
+    </w:p>
+    <w:p>
+      <w:pPr>
         <w:pStyle w:val="ListBullet"/>
         <w:spacing w:after="40"/>
       </w:pPr>
@@ -827,13 +935,13 @@
           <w:b/>
           <w:sz w:val="18"/>
         </w:rPr>
-        <w:t xml:space="preserve">[2023 Shift] Q#4 (MCQ): </w:t>
+        <w:t xml:space="preserve">[2017 Shift] Q#1 (MCQ): </w:t>
       </w:r>
       <w:r>
         <w:rPr>
           <w:sz w:val="18"/>
         </w:rPr>
-        <w:t xml:space="preserve">"A 30% solution of hydrogen peroxide is..."  </w:t>
+        <w:t xml:space="preserve">"In the manufacture of hydrogen from water gas (CO+H_(2)) , which of the following is correct statement?..."  </w:t>
       </w:r>
       <w:r>
         <w:rPr>
@@ -858,7 +966,7 @@
           <w:color w:val="2B6CB0"/>
           <w:sz w:val="24"/>
         </w:rPr>
-        <w:t>3.2 Hydrogen — Standard Calculations &amp; Problem Archetypes (Moderate Yield — 3 PYQs)</w:t>
+        <w:t>3.3 Hydrogen — Standard Calculations &amp; Problem Archetypes (Standard Yield — 0 PYQs)</w:t>
       </w:r>
     </w:p>
     <w:p>
@@ -1008,221 +1116,13 @@
           <w:b/>
           <w:sz w:val="18"/>
         </w:rPr>
-        <w:t xml:space="preserve">[2021 Shift] Q#1 (MCQ): </w:t>
+        <w:t xml:space="preserve">[2024 Shift] Q#2 (MCQ): </w:t>
       </w:r>
       <w:r>
         <w:rPr>
           <w:sz w:val="18"/>
         </w:rPr>
-        <w:t xml:space="preserve">"Permanent hardness cannot be removed by..."  </w:t>
-      </w:r>
-      <w:r>
-        <w:rPr>
-          <w:b/>
-          <w:color w:val="2B6CB0"/>
-          <w:sz w:val="18"/>
-        </w:rPr>
-        <w:t>[Ans: N/A]</w:t>
-      </w:r>
-    </w:p>
-    <w:p>
-      <w:pPr>
-        <w:pStyle w:val="ListBullet"/>
-        <w:spacing w:after="40"/>
-      </w:pPr>
-      <w:r>
-        <w:rPr>
-          <w:b/>
-          <w:sz w:val="18"/>
-        </w:rPr>
-        <w:t xml:space="preserve">[2018 Shift] Q#4 (MCQ): </w:t>
-      </w:r>
-      <w:r>
-        <w:rPr>
-          <w:sz w:val="18"/>
-        </w:rPr>
-        <w:t xml:space="preserve">"Which of the following ions will cause hardness in water?..."  </w:t>
-      </w:r>
-      <w:r>
-        <w:rPr>
-          <w:b/>
-          <w:color w:val="2B6CB0"/>
-          <w:sz w:val="18"/>
-        </w:rPr>
-        <w:t>[Ans: N/A]</w:t>
-      </w:r>
-    </w:p>
-    <w:p>
-      <w:pPr>
-        <w:spacing w:after="120"/>
-      </w:pPr>
-    </w:p>
-    <w:p>
-      <w:pPr>
-        <w:pStyle w:val="Heading2"/>
-      </w:pPr>
-      <w:r>
-        <w:rPr>
-          <w:color w:val="2B6CB0"/>
-          <w:sz w:val="24"/>
-        </w:rPr>
-        <w:t>3.3 Hydrogen — Applied Cases, Reactions &amp; Traps (Standard Yield — 2 PYQs)</w:t>
-      </w:r>
-    </w:p>
-    <w:p>
-      <w:r>
-        <w:rPr>
-          <w:b/>
-          <w:sz w:val="20"/>
-        </w:rPr>
-        <w:t xml:space="preserve">Core Principle: </w:t>
-      </w:r>
-      <w:r>
-        <w:rPr>
-          <w:sz w:val="20"/>
-        </w:rPr>
-        <w:t>Special cases, experimental observations, and conceptual traps designed to test deep understanding of Hydrogen.</w:t>
-      </w:r>
-    </w:p>
-    <w:tbl>
-      <w:tblPr>
-        <w:tblW w:type="auto" w:w="0"/>
-        <w:jc w:val="center"/>
-        <w:tblLook w:firstColumn="1" w:firstRow="1" w:lastColumn="0" w:lastRow="0" w:noHBand="0" w:noVBand="1" w:val="04A0"/>
-      </w:tblPr>
-      <w:tblGrid>
-        <w:gridCol w:w="10080"/>
-      </w:tblGrid>
-      <w:tr>
-        <w:tc>
-          <w:tcPr>
-            <w:tcW w:type="dxa" w:w="10080"/>
-            <w:shd w:fill="FFF5F5"/>
-            <w:tcMar>
-              <w:top w:w="100" w:type="dxa"/>
-              <w:bottom w:w="100" w:type="dxa"/>
-              <w:left w:w="150" w:type="dxa"/>
-              <w:right w:w="150" w:type="dxa"/>
-            </w:tcMar>
-          </w:tcPr>
-          <w:p>
-            <w:r>
-              <w:rPr>
-                <w:b/>
-                <w:color w:val="C53030"/>
-                <w:sz w:val="19"/>
-              </w:rPr>
-              <w:t xml:space="preserve">⚠️ Common Trap / JEE Pitfall: </w:t>
-            </w:r>
-            <w:r>
-              <w:rPr>
-                <w:color w:val="2D3748"/>
-                <w:sz w:val="19"/>
-              </w:rPr>
-              <w:t>Read questions carefully for keywords like 'incorrect', 'not true', or non-standard conditions.</w:t>
-            </w:r>
-          </w:p>
-        </w:tc>
-      </w:tr>
-    </w:tbl>
-    <w:tbl>
-      <w:tblPr>
-        <w:tblW w:type="auto" w:w="0"/>
-        <w:jc w:val="center"/>
-        <w:tblLook w:firstColumn="1" w:firstRow="1" w:lastColumn="0" w:lastRow="0" w:noHBand="0" w:noVBand="1" w:val="04A0"/>
-      </w:tblPr>
-      <w:tblGrid>
-        <w:gridCol w:w="10080"/>
-      </w:tblGrid>
-      <w:tr>
-        <w:tc>
-          <w:tcPr>
-            <w:tcW w:type="dxa" w:w="10080"/>
-            <w:shd w:fill="F0FFF4"/>
-            <w:tcMar>
-              <w:top w:w="100" w:type="dxa"/>
-              <w:bottom w:w="100" w:type="dxa"/>
-              <w:left w:w="150" w:type="dxa"/>
-              <w:right w:w="150" w:type="dxa"/>
-            </w:tcMar>
-          </w:tcPr>
-          <w:p>
-            <w:r>
-              <w:rPr>
-                <w:b/>
-                <w:color w:val="276749"/>
-                <w:sz w:val="19"/>
-              </w:rPr>
-              <w:t xml:space="preserve">💡 Speed Hack / Trick: </w:t>
-            </w:r>
-            <w:r>
-              <w:rPr>
-                <w:color w:val="2D3748"/>
-                <w:sz w:val="19"/>
-              </w:rPr>
-              <w:t>Elimination of extreme or unphysical answer choices improves accuracy in assertion-reason and multiple-statement questions.</w:t>
-            </w:r>
-          </w:p>
-        </w:tc>
-      </w:tr>
-    </w:tbl>
-    <w:p>
-      <w:pPr>
-        <w:spacing w:before="120" w:after="40"/>
-      </w:pPr>
-      <w:r>
-        <w:rPr>
-          <w:b/>
-          <w:color w:val="1A365D"/>
-          <w:sz w:val="19"/>
-        </w:rPr>
-        <w:t>Source PYQs testing this concept:</w:t>
-      </w:r>
-    </w:p>
-    <w:p>
-      <w:pPr>
-        <w:pStyle w:val="ListBullet"/>
-        <w:spacing w:after="40"/>
-      </w:pPr>
-      <w:r>
-        <w:rPr>
-          <w:b/>
-          <w:sz w:val="18"/>
-        </w:rPr>
-        <w:t xml:space="preserve">[2023 Shift] Q#3 (MCQ): </w:t>
-      </w:r>
-      <w:r>
-        <w:rPr>
-          <w:sz w:val="18"/>
-        </w:rPr>
-        <w:t xml:space="preserve">"The composition of water gas is..."  </w:t>
-      </w:r>
-      <w:r>
-        <w:rPr>
-          <w:b/>
-          <w:color w:val="2B6CB0"/>
-          <w:sz w:val="18"/>
-        </w:rPr>
-        <w:t>[Ans: N/A]</w:t>
-      </w:r>
-    </w:p>
-    <w:p>
-      <w:pPr>
-        <w:pStyle w:val="ListBullet"/>
-        <w:spacing w:after="40"/>
-      </w:pPr>
-      <w:r>
-        <w:rPr>
-          <w:b/>
-          <w:sz w:val="18"/>
-        </w:rPr>
-        <w:t xml:space="preserve">[2017 Shift] Q#1 (MCQ): </w:t>
-      </w:r>
-      <w:r>
-        <w:rPr>
-          <w:sz w:val="18"/>
-        </w:rPr>
-        <w:t xml:space="preserve">"In the manufacture of hydrogen from water gas (CO+H_(2)) , which of the following is correct statement?..."  </w:t>
+        <w:t xml:space="preserve">"The correct decreasing order of boiling point of hydrogen halides is..."  </w:t>
       </w:r>
       <w:r>
         <w:rPr>
@@ -1361,127 +1261,6 @@
               <w:t>Solution Analysis:</w:t>
               <w:br/>
               <w:t>HF is hydrogen bonded, thus it has highest boiling point. The remaining hydrogen halides are gaseous and their boiling points depend on the van der Waals' forces. Greater the molecule mass, greater will be the van der Waals' forces. Hence higher is the boiling point. Thus, the correct order is HF&gt;HI&gt;HBr&gt;HCl .</w:t>
-            </w:r>
-          </w:p>
-        </w:tc>
-      </w:tr>
-    </w:tbl>
-    <w:p>
-      <w:pPr>
-        <w:spacing w:after="120"/>
-      </w:pPr>
-    </w:p>
-    <w:p>
-      <w:pPr>
-        <w:spacing w:before="160" w:after="40"/>
-      </w:pPr>
-      <w:r>
-        <w:rPr>
-          <w:b/>
-          <w:color w:val="1A365D"/>
-          <w:sz w:val="22"/>
-        </w:rPr>
-        <w:t>Benchmark Problem 2: KCET 2018 (Q#4)</w:t>
-      </w:r>
-    </w:p>
-    <w:p>
-      <w:pPr>
-        <w:spacing w:after="80"/>
-      </w:pPr>
-      <w:r>
-        <w:rPr>
-          <w:sz w:val="20"/>
-        </w:rPr>
-        <w:t>Which of the following ions will cause hardness in water?</w:t>
-      </w:r>
-    </w:p>
-    <w:p>
-      <w:pPr>
-        <w:pStyle w:val="ListBullet"/>
-        <w:spacing w:after="20"/>
-      </w:pPr>
-      <w:r>
-        <w:rPr>
-          <w:sz w:val="19"/>
-        </w:rPr>
-        <w:t>(A) Ca^2+</w:t>
-      </w:r>
-    </w:p>
-    <w:p>
-      <w:pPr>
-        <w:pStyle w:val="ListBullet"/>
-        <w:spacing w:after="20"/>
-      </w:pPr>
-      <w:r>
-        <w:rPr>
-          <w:sz w:val="19"/>
-        </w:rPr>
-        <w:t>(B) Na^+</w:t>
-      </w:r>
-    </w:p>
-    <w:p>
-      <w:pPr>
-        <w:pStyle w:val="ListBullet"/>
-        <w:spacing w:after="20"/>
-      </w:pPr>
-      <w:r>
-        <w:rPr>
-          <w:sz w:val="19"/>
-        </w:rPr>
-        <w:t>(C) Cl^-</w:t>
-      </w:r>
-    </w:p>
-    <w:p>
-      <w:pPr>
-        <w:pStyle w:val="ListBullet"/>
-        <w:spacing w:after="20"/>
-      </w:pPr>
-      <w:r>
-        <w:rPr>
-          <w:sz w:val="19"/>
-        </w:rPr>
-        <w:t>(D) K^+</w:t>
-      </w:r>
-    </w:p>
-    <w:tbl>
-      <w:tblPr>
-        <w:tblW w:type="auto" w:w="0"/>
-        <w:jc w:val="center"/>
-        <w:tblLook w:firstColumn="1" w:firstRow="1" w:lastColumn="0" w:lastRow="0" w:noHBand="0" w:noVBand="1" w:val="04A0"/>
-      </w:tblPr>
-      <w:tblGrid>
-        <w:gridCol w:w="10080"/>
-      </w:tblGrid>
-      <w:tr>
-        <w:tc>
-          <w:tcPr>
-            <w:tcW w:type="dxa" w:w="10080"/>
-            <w:shd w:fill="F7FAFC"/>
-            <w:tcMar>
-              <w:top w:w="100" w:type="dxa"/>
-              <w:bottom w:w="100" w:type="dxa"/>
-              <w:left w:w="150" w:type="dxa"/>
-              <w:right w:w="150" w:type="dxa"/>
-            </w:tcMar>
-          </w:tcPr>
-          <w:p>
-            <w:r>
-              <w:rPr>
-                <w:b/>
-                <w:color w:val="1A365D"/>
-                <w:sz w:val="19"/>
-              </w:rPr>
-              <w:t>Correct Answer: None</w:t>
-              <w:br/>
-            </w:r>
-            <w:r>
-              <w:rPr>
-                <w:color w:val="2D3748"/>
-                <w:sz w:val="18"/>
-              </w:rPr>
-              <w:t>Solution Analysis:</w:t>
-              <w:br/>
-              <w:t>Water hardness typically arises from the presence of divalent metal ions, primarily calcium ( Ca^2+ ) and magnesium ( Mg^2+ ). Here's a brief explanation: Hard water contains high concentrations of Ca^2+ and/or Mg^2+ ions. These ions come from the dissolution of minerals like limestone (calcium carbonate) or dolomite (calcium magnesium carbonate). Among the options provided, only Option A, Ca^2+ , is a divalent ion that contributes to water hardness. The other ions, such as Na^+ , Cl^- , and K^+ , are either monovalent or anions and do not cause water hardness. Therefore, the correct answer is: Option A: Ca^2+ .</w:t>
             </w:r>
           </w:p>
         </w:tc>

--- a/data/exports/kcet-hydrogen-and-its-compounds_revision_notes.docx
+++ b/data/exports/kcet-hydrogen-and-its-compounds_revision_notes.docx
@@ -189,7 +189,7 @@
                 <w:color w:val="2D3748"/>
                 <w:sz w:val="19"/>
               </w:rPr>
-              <w:t>Hydrogen — Core Principles &amp; Governing Laws</w:t>
+              <w:t>Hydrides, Water Hardness &amp; Hydrogen Peroxide</w:t>
             </w:r>
           </w:p>
         </w:tc>
@@ -230,181 +230,7 @@
                 <w:color w:val="718096"/>
                 <w:sz w:val="19"/>
               </w:rPr>
-              <w:t>Core Principle</w:t>
-            </w:r>
-          </w:p>
-        </w:tc>
-      </w:tr>
-      <w:tr>
-        <w:tc>
-          <w:tcPr>
-            <w:tcW w:type="dxa" w:w="2160"/>
-            <w:shd w:fill="FFFFFF"/>
-            <w:tcMar>
-              <w:top w:w="80" w:type="dxa"/>
-              <w:bottom w:w="80" w:type="dxa"/>
-              <w:left w:w="150" w:type="dxa"/>
-              <w:right w:w="150" w:type="dxa"/>
-            </w:tcMar>
-          </w:tcPr>
-          <w:p>
-            <w:r>
-              <w:rPr>
-                <w:b/>
-                <w:color w:val="718096"/>
-                <w:sz w:val="19"/>
-              </w:rPr>
-              <w:t>Standard</w:t>
-            </w:r>
-          </w:p>
-        </w:tc>
-        <w:tc>
-          <w:tcPr>
-            <w:tcW w:type="dxa" w:w="4320"/>
-            <w:shd w:fill="FFFFFF"/>
-            <w:tcMar>
-              <w:top w:w="80" w:type="dxa"/>
-              <w:bottom w:w="80" w:type="dxa"/>
-              <w:left w:w="150" w:type="dxa"/>
-              <w:right w:w="150" w:type="dxa"/>
-            </w:tcMar>
-          </w:tcPr>
-          <w:p>
-            <w:r>
-              <w:rPr>
-                <w:b/>
-                <w:color w:val="2D3748"/>
-                <w:sz w:val="19"/>
-              </w:rPr>
-              <w:t>Hydrogen — Applied Cases, Reactions &amp; Traps</w:t>
-            </w:r>
-          </w:p>
-        </w:tc>
-        <w:tc>
-          <w:tcPr>
-            <w:tcW w:type="dxa" w:w="1728"/>
-            <w:shd w:fill="FFFFFF"/>
-            <w:tcMar>
-              <w:top w:w="80" w:type="dxa"/>
-              <w:bottom w:w="80" w:type="dxa"/>
-              <w:left w:w="150" w:type="dxa"/>
-              <w:right w:w="150" w:type="dxa"/>
-            </w:tcMar>
-          </w:tcPr>
-          <w:p>
-            <w:r>
-              <w:rPr>
-                <w:sz w:val="19"/>
-              </w:rPr>
-              <w:t>1 PYQs</w:t>
-            </w:r>
-          </w:p>
-        </w:tc>
-        <w:tc>
-          <w:tcPr>
-            <w:tcW w:type="dxa" w:w="1872"/>
-            <w:shd w:fill="FFFFFF"/>
-            <w:tcMar>
-              <w:top w:w="80" w:type="dxa"/>
-              <w:bottom w:w="80" w:type="dxa"/>
-              <w:left w:w="150" w:type="dxa"/>
-              <w:right w:w="150" w:type="dxa"/>
-            </w:tcMar>
-          </w:tcPr>
-          <w:p>
-            <w:r>
-              <w:rPr>
-                <w:color w:val="718096"/>
-                <w:sz w:val="19"/>
-              </w:rPr>
-              <w:t>Applied Topics</w:t>
-            </w:r>
-          </w:p>
-        </w:tc>
-      </w:tr>
-      <w:tr>
-        <w:tc>
-          <w:tcPr>
-            <w:tcW w:type="dxa" w:w="2160"/>
-            <w:shd w:fill="F7FAFC"/>
-            <w:tcMar>
-              <w:top w:w="80" w:type="dxa"/>
-              <w:bottom w:w="80" w:type="dxa"/>
-              <w:left w:w="150" w:type="dxa"/>
-              <w:right w:w="150" w:type="dxa"/>
-            </w:tcMar>
-          </w:tcPr>
-          <w:p>
-            <w:r>
-              <w:rPr>
-                <w:b/>
-                <w:color w:val="718096"/>
-                <w:sz w:val="19"/>
-              </w:rPr>
-              <w:t>Standard</w:t>
-            </w:r>
-          </w:p>
-        </w:tc>
-        <w:tc>
-          <w:tcPr>
-            <w:tcW w:type="dxa" w:w="4320"/>
-            <w:shd w:fill="F7FAFC"/>
-            <w:tcMar>
-              <w:top w:w="80" w:type="dxa"/>
-              <w:bottom w:w="80" w:type="dxa"/>
-              <w:left w:w="150" w:type="dxa"/>
-              <w:right w:w="150" w:type="dxa"/>
-            </w:tcMar>
-          </w:tcPr>
-          <w:p>
-            <w:r>
-              <w:rPr>
-                <w:b/>
-                <w:color w:val="2D3748"/>
-                <w:sz w:val="19"/>
-              </w:rPr>
-              <w:t>Hydrogen — Standard Calculations &amp; Problem Archetypes</w:t>
-            </w:r>
-          </w:p>
-        </w:tc>
-        <w:tc>
-          <w:tcPr>
-            <w:tcW w:type="dxa" w:w="1728"/>
-            <w:shd w:fill="F7FAFC"/>
-            <w:tcMar>
-              <w:top w:w="80" w:type="dxa"/>
-              <w:bottom w:w="80" w:type="dxa"/>
-              <w:left w:w="150" w:type="dxa"/>
-              <w:right w:w="150" w:type="dxa"/>
-            </w:tcMar>
-          </w:tcPr>
-          <w:p>
-            <w:r>
-              <w:rPr>
-                <w:sz w:val="19"/>
-              </w:rPr>
-              <w:t>0 PYQs</w:t>
-            </w:r>
-          </w:p>
-        </w:tc>
-        <w:tc>
-          <w:tcPr>
-            <w:tcW w:type="dxa" w:w="1872"/>
-            <w:shd w:fill="F7FAFC"/>
-            <w:tcMar>
-              <w:top w:w="80" w:type="dxa"/>
-              <w:bottom w:w="80" w:type="dxa"/>
-              <w:left w:w="150" w:type="dxa"/>
-              <w:right w:w="150" w:type="dxa"/>
-            </w:tcMar>
-          </w:tcPr>
-          <w:p>
-            <w:r>
-              <w:rPr>
-                <w:color w:val="718096"/>
-                <w:sz w:val="19"/>
-              </w:rPr>
-              <w:t>Quantitative Analysis</w:t>
+              <w:t>Inorganic Chemistry</w:t>
             </w:r>
           </w:p>
         </w:tc>
@@ -504,7 +330,7 @@
                 <w:color w:val="1A365D"/>
                 <w:sz w:val="19"/>
               </w:rPr>
-              <w:t>Hydrogen — Core Principles &amp; Governing Laws</w:t>
+              <w:t>Hydrides, Water Hardness &amp; Hydrogen Peroxide</w:t>
             </w:r>
           </w:p>
         </w:tc>
@@ -526,53 +352,7 @@
                 <w:color w:val="2D3748"/>
                 <w:sz w:val="19"/>
               </w:rPr>
-              <w:t>30%(w/v)H_{2}O_{2}, \quad CO(g)+H_{2}(g), \quad Ca^{2+}</w:t>
-            </w:r>
-          </w:p>
-        </w:tc>
-      </w:tr>
-      <w:tr>
-        <w:tc>
-          <w:tcPr>
-            <w:tcW w:type="dxa" w:w="3600"/>
-            <w:shd w:fill="FFFFFF"/>
-            <w:tcMar>
-              <w:top w:w="100" w:type="dxa"/>
-              <w:bottom w:w="100" w:type="dxa"/>
-              <w:left w:w="150" w:type="dxa"/>
-              <w:right w:w="150" w:type="dxa"/>
-            </w:tcMar>
-          </w:tcPr>
-          <w:p>
-            <w:r>
-              <w:rPr>
-                <w:b/>
-                <w:color w:val="1A365D"/>
-                <w:sz w:val="19"/>
-              </w:rPr>
-              <w:t>Hydrogen — Applied Cases, Reactions &amp; Traps</w:t>
-            </w:r>
-          </w:p>
-        </w:tc>
-        <w:tc>
-          <w:tcPr>
-            <w:tcW w:type="dxa" w:w="6480"/>
-            <w:shd w:fill="FFFFFF"/>
-            <w:tcMar>
-              <w:top w:w="100" w:type="dxa"/>
-              <w:bottom w:w="100" w:type="dxa"/>
-              <w:left w:w="150" w:type="dxa"/>
-              <w:right w:w="150" w:type="dxa"/>
-            </w:tcMar>
-          </w:tcPr>
-          <w:p>
-            <w:r>
-              <w:rPr>
-                <w:rFonts w:ascii="Cambria Math" w:hAnsi="Cambria Math"/>
-                <w:color w:val="2D3748"/>
-                <w:sz w:val="19"/>
-              </w:rPr>
-              <w:t>C(s)+H_{2}O(g) \longrightarrow CO(g)+H_{2}(g), \quad (CO+H_{2})</w:t>
+              <w:t>\text{Volume Strength of } \text{H}_2\text{O}_2 = 11.2 \times \text{Molarity} = 5.6 \times \text{Normality}, \quad \text{Clark's: } \text{Ca(HCO}_3)_2 + \text{Ca(OH)}_2 \to 2\text{CaCO}_3\downarrow + 2\text{H}_2\text{O}</w:t>
             </w:r>
           </w:p>
         </w:tc>
@@ -604,7 +384,7 @@
           <w:color w:val="2B6CB0"/>
           <w:sz w:val="24"/>
         </w:rPr>
-        <w:t>3.1 Hydrogen — Core Principles &amp; Governing Laws (High Yield — 9 PYQs)</w:t>
+        <w:t>3.1 Hydrides, Water Hardness &amp; Hydrogen Peroxide (High Yield — 9 PYQs)</w:t>
       </w:r>
     </w:p>
     <w:p>
@@ -619,7 +399,7 @@
         <w:rPr>
           <w:sz w:val="20"/>
         </w:rPr>
-        <w:t>Fundamental definitions, core postulates, and governing physical/chemical relations in Hydrogen.</w:t>
+        <w:t>Hydrogen isotopes: Protium (^1H), Deuterium (^2H), Tritium (^3H, radioactive β-emitter). Temporary hardness is caused by bicarbonates of Ca and Mg (removed by boiling or Clark's process with lime). Permanent hardness is caused by chlorides and sulphates of Ca and Mg (removed by washing soda, zeolite or Calgon Na_6P_6O_(18)). H_2O_2: non-planar open-book structure; Volume Strength = 11.2 × M = 5.6 × N.</w:t>
       </w:r>
     </w:p>
     <w:tbl>
@@ -657,7 +437,7 @@
                 <w:color w:val="2D3748"/>
                 <w:sz w:val="19"/>
               </w:rPr>
-              <w:t>Carefully verify units, standard reference states, and sign conventions in Hydrogen.</w:t>
+              <w:t>Calgon is Sodium hexametaphosphate Na_6P_6O_(18); it softens hard water by sequestering Ca^2+ and Mg^2+ ions into soluble complex anions.</w:t>
             </w:r>
           </w:p>
         </w:tc>
@@ -698,7 +478,7 @@
                 <w:color w:val="2D3748"/>
                 <w:sz w:val="19"/>
               </w:rPr>
-              <w:t>Focus on high-yield formulas and standard limiting approximations tested in Hydrogen PYQs.</w:t>
+              <w:t>Heavy water D_2O has higher boiling point, density, and viscosity than ordinary water H_2O, and is used as a moderator in nuclear reactors.</w:t>
             </w:r>
           </w:p>
         </w:tc>
@@ -788,341 +568,6 @@
           <w:sz w:val="18"/>
         </w:rPr>
         <w:t xml:space="preserve">"The composition of water gas is..."  </w:t>
-      </w:r>
-      <w:r>
-        <w:rPr>
-          <w:b/>
-          <w:color w:val="2B6CB0"/>
-          <w:sz w:val="18"/>
-        </w:rPr>
-        <w:t>[Ans: N/A]</w:t>
-      </w:r>
-    </w:p>
-    <w:p>
-      <w:pPr>
-        <w:spacing w:after="120"/>
-      </w:pPr>
-    </w:p>
-    <w:p>
-      <w:pPr>
-        <w:pStyle w:val="Heading2"/>
-      </w:pPr>
-      <w:r>
-        <w:rPr>
-          <w:color w:val="2B6CB0"/>
-          <w:sz w:val="24"/>
-        </w:rPr>
-        <w:t>3.2 Hydrogen — Applied Cases, Reactions &amp; Traps (Standard Yield — 1 PYQs)</w:t>
-      </w:r>
-    </w:p>
-    <w:p>
-      <w:r>
-        <w:rPr>
-          <w:b/>
-          <w:sz w:val="20"/>
-        </w:rPr>
-        <w:t xml:space="preserve">Core Principle: </w:t>
-      </w:r>
-      <w:r>
-        <w:rPr>
-          <w:sz w:val="20"/>
-        </w:rPr>
-        <w:t>Special cases, experimental observations, and conceptual traps designed to test deep understanding of Hydrogen.</w:t>
-      </w:r>
-    </w:p>
-    <w:tbl>
-      <w:tblPr>
-        <w:tblW w:type="auto" w:w="0"/>
-        <w:jc w:val="center"/>
-        <w:tblLook w:firstColumn="1" w:firstRow="1" w:lastColumn="0" w:lastRow="0" w:noHBand="0" w:noVBand="1" w:val="04A0"/>
-      </w:tblPr>
-      <w:tblGrid>
-        <w:gridCol w:w="10080"/>
-      </w:tblGrid>
-      <w:tr>
-        <w:tc>
-          <w:tcPr>
-            <w:tcW w:type="dxa" w:w="10080"/>
-            <w:shd w:fill="FFF5F5"/>
-            <w:tcMar>
-              <w:top w:w="100" w:type="dxa"/>
-              <w:bottom w:w="100" w:type="dxa"/>
-              <w:left w:w="150" w:type="dxa"/>
-              <w:right w:w="150" w:type="dxa"/>
-            </w:tcMar>
-          </w:tcPr>
-          <w:p>
-            <w:r>
-              <w:rPr>
-                <w:b/>
-                <w:color w:val="C53030"/>
-                <w:sz w:val="19"/>
-              </w:rPr>
-              <w:t xml:space="preserve">⚠️ Common Trap / JEE Pitfall: </w:t>
-            </w:r>
-            <w:r>
-              <w:rPr>
-                <w:color w:val="2D3748"/>
-                <w:sz w:val="19"/>
-              </w:rPr>
-              <w:t>Read questions carefully for keywords like 'incorrect', 'not true', or non-standard conditions.</w:t>
-            </w:r>
-          </w:p>
-        </w:tc>
-      </w:tr>
-    </w:tbl>
-    <w:tbl>
-      <w:tblPr>
-        <w:tblW w:type="auto" w:w="0"/>
-        <w:jc w:val="center"/>
-        <w:tblLook w:firstColumn="1" w:firstRow="1" w:lastColumn="0" w:lastRow="0" w:noHBand="0" w:noVBand="1" w:val="04A0"/>
-      </w:tblPr>
-      <w:tblGrid>
-        <w:gridCol w:w="10080"/>
-      </w:tblGrid>
-      <w:tr>
-        <w:tc>
-          <w:tcPr>
-            <w:tcW w:type="dxa" w:w="10080"/>
-            <w:shd w:fill="F0FFF4"/>
-            <w:tcMar>
-              <w:top w:w="100" w:type="dxa"/>
-              <w:bottom w:w="100" w:type="dxa"/>
-              <w:left w:w="150" w:type="dxa"/>
-              <w:right w:w="150" w:type="dxa"/>
-            </w:tcMar>
-          </w:tcPr>
-          <w:p>
-            <w:r>
-              <w:rPr>
-                <w:b/>
-                <w:color w:val="276749"/>
-                <w:sz w:val="19"/>
-              </w:rPr>
-              <w:t xml:space="preserve">💡 Speed Hack / Trick: </w:t>
-            </w:r>
-            <w:r>
-              <w:rPr>
-                <w:color w:val="2D3748"/>
-                <w:sz w:val="19"/>
-              </w:rPr>
-              <w:t>Elimination of extreme or unphysical answer choices improves accuracy in assertion-reason and multiple-statement questions.</w:t>
-            </w:r>
-          </w:p>
-        </w:tc>
-      </w:tr>
-    </w:tbl>
-    <w:p>
-      <w:pPr>
-        <w:spacing w:before="120" w:after="40"/>
-      </w:pPr>
-      <w:r>
-        <w:rPr>
-          <w:b/>
-          <w:color w:val="1A365D"/>
-          <w:sz w:val="19"/>
-        </w:rPr>
-        <w:t>Source PYQs testing this concept:</w:t>
-      </w:r>
-    </w:p>
-    <w:p>
-      <w:pPr>
-        <w:pStyle w:val="ListBullet"/>
-        <w:spacing w:after="40"/>
-      </w:pPr>
-      <w:r>
-        <w:rPr>
-          <w:b/>
-          <w:sz w:val="18"/>
-        </w:rPr>
-        <w:t xml:space="preserve">[2017 Shift] Q#1 (MCQ): </w:t>
-      </w:r>
-      <w:r>
-        <w:rPr>
-          <w:sz w:val="18"/>
-        </w:rPr>
-        <w:t xml:space="preserve">"In the manufacture of hydrogen from water gas (CO+H_(2)) , which of the following is correct statement?..."  </w:t>
-      </w:r>
-      <w:r>
-        <w:rPr>
-          <w:b/>
-          <w:color w:val="2B6CB0"/>
-          <w:sz w:val="18"/>
-        </w:rPr>
-        <w:t>[Ans: N/A]</w:t>
-      </w:r>
-    </w:p>
-    <w:p>
-      <w:pPr>
-        <w:spacing w:after="120"/>
-      </w:pPr>
-    </w:p>
-    <w:p>
-      <w:pPr>
-        <w:pStyle w:val="Heading2"/>
-      </w:pPr>
-      <w:r>
-        <w:rPr>
-          <w:color w:val="2B6CB0"/>
-          <w:sz w:val="24"/>
-        </w:rPr>
-        <w:t>3.3 Hydrogen — Standard Calculations &amp; Problem Archetypes (Standard Yield — 0 PYQs)</w:t>
-      </w:r>
-    </w:p>
-    <w:p>
-      <w:r>
-        <w:rPr>
-          <w:b/>
-          <w:sz w:val="20"/>
-        </w:rPr>
-        <w:t xml:space="preserve">Core Principle: </w:t>
-      </w:r>
-      <w:r>
-        <w:rPr>
-          <w:sz w:val="20"/>
-        </w:rPr>
-        <w:t>Quantitative numerical problem-solving techniques and standard question patterns frequently seen in Hydrogen.</w:t>
-      </w:r>
-    </w:p>
-    <w:tbl>
-      <w:tblPr>
-        <w:tblW w:type="auto" w:w="0"/>
-        <w:jc w:val="center"/>
-        <w:tblLook w:firstColumn="1" w:firstRow="1" w:lastColumn="0" w:lastRow="0" w:noHBand="0" w:noVBand="1" w:val="04A0"/>
-      </w:tblPr>
-      <w:tblGrid>
-        <w:gridCol w:w="10080"/>
-      </w:tblGrid>
-      <w:tr>
-        <w:tc>
-          <w:tcPr>
-            <w:tcW w:type="dxa" w:w="10080"/>
-            <w:shd w:fill="FFF5F5"/>
-            <w:tcMar>
-              <w:top w:w="100" w:type="dxa"/>
-              <w:bottom w:w="100" w:type="dxa"/>
-              <w:left w:w="150" w:type="dxa"/>
-              <w:right w:w="150" w:type="dxa"/>
-            </w:tcMar>
-          </w:tcPr>
-          <w:p>
-            <w:r>
-              <w:rPr>
-                <w:b/>
-                <w:color w:val="C53030"/>
-                <w:sz w:val="19"/>
-              </w:rPr>
-              <w:t xml:space="preserve">⚠️ Common Trap / JEE Pitfall: </w:t>
-            </w:r>
-            <w:r>
-              <w:rPr>
-                <w:color w:val="2D3748"/>
-                <w:sz w:val="19"/>
-              </w:rPr>
-              <w:t>Watch for algebraic rounding, stoichiometric balancing, and boundary condition checks.</w:t>
-            </w:r>
-          </w:p>
-        </w:tc>
-      </w:tr>
-    </w:tbl>
-    <w:tbl>
-      <w:tblPr>
-        <w:tblW w:type="auto" w:w="0"/>
-        <w:jc w:val="center"/>
-        <w:tblLook w:firstColumn="1" w:firstRow="1" w:lastColumn="0" w:lastRow="0" w:noHBand="0" w:noVBand="1" w:val="04A0"/>
-      </w:tblPr>
-      <w:tblGrid>
-        <w:gridCol w:w="10080"/>
-      </w:tblGrid>
-      <w:tr>
-        <w:tc>
-          <w:tcPr>
-            <w:tcW w:type="dxa" w:w="10080"/>
-            <w:shd w:fill="F0FFF4"/>
-            <w:tcMar>
-              <w:top w:w="100" w:type="dxa"/>
-              <w:bottom w:w="100" w:type="dxa"/>
-              <w:left w:w="150" w:type="dxa"/>
-              <w:right w:w="150" w:type="dxa"/>
-            </w:tcMar>
-          </w:tcPr>
-          <w:p>
-            <w:r>
-              <w:rPr>
-                <w:b/>
-                <w:color w:val="276749"/>
-                <w:sz w:val="19"/>
-              </w:rPr>
-              <w:t xml:space="preserve">💡 Speed Hack / Trick: </w:t>
-            </w:r>
-            <w:r>
-              <w:rPr>
-                <w:color w:val="2D3748"/>
-                <w:sz w:val="19"/>
-              </w:rPr>
-              <w:t>Dimensional consistency checks and ratio comparisons can quickly eliminate incorrect options.</w:t>
-            </w:r>
-          </w:p>
-        </w:tc>
-      </w:tr>
-    </w:tbl>
-    <w:p>
-      <w:pPr>
-        <w:spacing w:before="120" w:after="40"/>
-      </w:pPr>
-      <w:r>
-        <w:rPr>
-          <w:b/>
-          <w:color w:val="1A365D"/>
-          <w:sz w:val="19"/>
-        </w:rPr>
-        <w:t>Source PYQs testing this concept:</w:t>
-      </w:r>
-    </w:p>
-    <w:p>
-      <w:pPr>
-        <w:pStyle w:val="ListBullet"/>
-        <w:spacing w:after="40"/>
-      </w:pPr>
-      <w:r>
-        <w:rPr>
-          <w:b/>
-          <w:sz w:val="18"/>
-        </w:rPr>
-        <w:t xml:space="preserve">[2024 Shift] Q#1 (MCQ): </w:t>
-      </w:r>
-      <w:r>
-        <w:rPr>
-          <w:sz w:val="18"/>
-        </w:rPr>
-        <w:t xml:space="preserve">"Which one of the following properties is generally not applicable to ionic hydrides?..."  </w:t>
-      </w:r>
-      <w:r>
-        <w:rPr>
-          <w:b/>
-          <w:color w:val="2B6CB0"/>
-          <w:sz w:val="18"/>
-        </w:rPr>
-        <w:t>[Ans: N/A]</w:t>
-      </w:r>
-    </w:p>
-    <w:p>
-      <w:pPr>
-        <w:pStyle w:val="ListBullet"/>
-        <w:spacing w:after="40"/>
-      </w:pPr>
-      <w:r>
-        <w:rPr>
-          <w:b/>
-          <w:sz w:val="18"/>
-        </w:rPr>
-        <w:t xml:space="preserve">[2024 Shift] Q#2 (MCQ): </w:t>
-      </w:r>
-      <w:r>
-        <w:rPr>
-          <w:sz w:val="18"/>
-        </w:rPr>
-        <w:t xml:space="preserve">"The correct decreasing order of boiling point of hydrogen halides is..."  </w:t>
       </w:r>
       <w:r>
         <w:rPr>
